--- a/docs/B_KyThuat_DonDuTruTheoNgayDuTru_BuongBenh.docx
+++ b/docs/B_KyThuat_DonDuTruTheoNgayDuTru_BuongBenh.docx
@@ -44,8 +44,8 @@
         <w:tblLook w:val="04A0" w:firstRow="1" w:lastRow="0" w:firstColumn="1" w:lastColumn="0" w:noHBand="0" w:noVBand="1"/>
       </w:tblPr>
       <w:tblGrid>
-        <w:gridCol w:w="2009"/>
-        <w:gridCol w:w="7335"/>
+        <w:gridCol w:w="1938"/>
+        <w:gridCol w:w="7072"/>
       </w:tblGrid>
       <w:tr>
         <w:tc>
@@ -14368,7 +14368,7 @@
           <w:rStyle w:val="ic"/>
           <w:rFonts w:cs="Segoe UI"/>
         </w:rPr>
-        <w:t>ForeColor = Color.DarkOrange</w:t>
+        <w:t>ForeColor = Color.Green</w:t>
       </w:r>
       <w:r>
         <w:rPr>
@@ -14539,7 +14539,7 @@
           <w:sz w:val="21"/>
           <w:szCs w:val="21"/>
         </w:rPr>
-        <w:t>Đa ngôn ng</w:t>
+        <w:t>Đa n</w:t>
       </w:r>
       <w:r>
         <w:rPr>
@@ -14550,6 +14550,17 @@
           <w:sz w:val="21"/>
           <w:szCs w:val="21"/>
         </w:rPr>
+        <w:t>gôn ng</w:t>
+      </w:r>
+      <w:r>
+        <w:rPr>
+          <w:rFonts w:ascii="Segoe UI" w:hAnsi="Segoe UI" w:cs="Segoe UI"/>
+          <w:b/>
+          <w:bCs/>
+          <w:color w:val="1A1A1A"/>
+          <w:sz w:val="21"/>
+          <w:szCs w:val="21"/>
+        </w:rPr>
         <w:t>ữ</w:t>
       </w:r>
       <w:r>
@@ -14676,14 +14687,14 @@
           <w:rStyle w:val="ic"/>
           <w:rFonts w:cs="Segoe UI"/>
         </w:rPr>
-        <w:t>Resourc</w:t>
+        <w:t>ResourceMess</w:t>
       </w:r>
       <w:r>
         <w:rPr>
           <w:rStyle w:val="ic"/>
           <w:rFonts w:cs="Segoe UI"/>
         </w:rPr>
-        <w:t>eMessage.cs</w:t>
+        <w:t>age.cs</w:t>
       </w:r>
       <w:r>
         <w:rPr>
@@ -19902,9 +19913,9 @@
 <file path=word/numbering.xml><?xml version="1.0" encoding="utf-8"?>
 <w:numbering xmlns:wpc="http://schemas.microsoft.com/office/word/2010/wordprocessingCanvas" xmlns:cx="http://schemas.microsoft.com/office/drawing/2014/chartex" xmlns:mc="http://schemas.openxmlformats.org/markup-compatibility/2006" xmlns:o="urn:schemas-microsoft-com:office:office" xmlns:r="http://schemas.openxmlformats.org/officeDocument/2006/relationships" xmlns:m="http://schemas.openxmlformats.org/officeDocument/2006/math" xmlns:v="urn:schemas-microsoft-com:vml" xmlns:wp14="http://schemas.microsoft.com/office/word/2010/wordprocessingDrawing" xmlns:wp="http://schemas.openxmlformats.org/drawingml/2006/wordprocessingDrawing" xmlns:w10="urn:schemas-microsoft-com:office:word" xmlns:w="http://schemas.openxmlformats.org/wordprocessingml/2006/main" xmlns:w14="http://schemas.microsoft.com/office/word/2010/wordml" xmlns:w15="http://schemas.microsoft.com/office/word/2012/wordml" xmlns:w16se="http://schemas.microsoft.com/office/word/2015/wordml/symex" xmlns:wpg="http://schemas.microsoft.com/office/word/2010/wordprocessingGroup" xmlns:wpi="http://schemas.microsoft.com/office/word/2010/wordprocessingInk" xmlns:wne="http://schemas.microsoft.com/office/word/2006/wordml" xmlns:wps="http://schemas.microsoft.com/office/word/2010/wordprocessingShape" mc:Ignorable="w14 w15 w16se wp14">
   <w:abstractNum w:abstractNumId="0" w15:restartNumberingAfterBreak="0">
-    <w:nsid w:val="72BF594C"/>
+    <w:nsid w:val="435017F9"/>
     <w:multiLevelType w:val="multilevel"/>
-    <w:tmpl w:val="EED4EAC6"/>
+    <w:tmpl w:val="D93434F6"/>
     <w:lvl w:ilvl="0">
       <w:start w:val="1"/>
       <w:numFmt w:val="bullet"/>
@@ -20694,7 +20705,7 @@
     <w:link w:val="HeaderChar"/>
     <w:uiPriority w:val="99"/>
     <w:unhideWhenUsed/>
-    <w:rsid w:val="00256635"/>
+    <w:rsid w:val="00084C62"/>
     <w:pPr>
       <w:tabs>
         <w:tab w:val="center" w:pos="4680"/>
@@ -20707,7 +20718,7 @@
     <w:basedOn w:val="DefaultParagraphFont"/>
     <w:link w:val="Header"/>
     <w:uiPriority w:val="99"/>
-    <w:rsid w:val="00256635"/>
+    <w:rsid w:val="00084C62"/>
     <w:rPr>
       <w:rFonts w:eastAsiaTheme="minorEastAsia"/>
       <w:sz w:val="24"/>
@@ -20720,7 +20731,7 @@
     <w:link w:val="FooterChar"/>
     <w:uiPriority w:val="99"/>
     <w:unhideWhenUsed/>
-    <w:rsid w:val="00256635"/>
+    <w:rsid w:val="00084C62"/>
     <w:pPr>
       <w:tabs>
         <w:tab w:val="center" w:pos="4680"/>
@@ -20733,7 +20744,7 @@
     <w:basedOn w:val="DefaultParagraphFont"/>
     <w:link w:val="Footer"/>
     <w:uiPriority w:val="99"/>
-    <w:rsid w:val="00256635"/>
+    <w:rsid w:val="00084C62"/>
     <w:rPr>
       <w:rFonts w:eastAsiaTheme="minorEastAsia"/>
       <w:sz w:val="24"/>
@@ -20746,7 +20757,7 @@
     <w:uiPriority w:val="99"/>
     <w:semiHidden/>
     <w:unhideWhenUsed/>
-    <w:rsid w:val="00256635"/>
+    <w:rsid w:val="00084C62"/>
   </w:style>
 </w:styles>
 </file>

--- a/docs/B_KyThuat_DonDuTruTheoNgayDuTru_BuongBenh.docx
+++ b/docs/B_KyThuat_DonDuTruTheoNgayDuTru_BuongBenh.docx
@@ -14368,7 +14368,7 @@
           <w:rStyle w:val="ic"/>
           <w:rFonts w:cs="Segoe UI"/>
         </w:rPr>
-        <w:t>ForeColor = Color.Green</w:t>
+        <w:t>ForeColor = Color.DodgerBlue</w:t>
       </w:r>
       <w:r>
         <w:rPr>
@@ -14539,7 +14539,7 @@
           <w:sz w:val="21"/>
           <w:szCs w:val="21"/>
         </w:rPr>
-        <w:t>Đa n</w:t>
+        <w:t>Đa ngôn ng</w:t>
       </w:r>
       <w:r>
         <w:rPr>
@@ -14550,17 +14550,6 @@
           <w:sz w:val="21"/>
           <w:szCs w:val="21"/>
         </w:rPr>
-        <w:t>gôn ng</w:t>
-      </w:r>
-      <w:r>
-        <w:rPr>
-          <w:rFonts w:ascii="Segoe UI" w:hAnsi="Segoe UI" w:cs="Segoe UI"/>
-          <w:b/>
-          <w:bCs/>
-          <w:color w:val="1A1A1A"/>
-          <w:sz w:val="21"/>
-          <w:szCs w:val="21"/>
-        </w:rPr>
         <w:t>ữ</w:t>
       </w:r>
       <w:r>
@@ -14687,14 +14676,14 @@
           <w:rStyle w:val="ic"/>
           <w:rFonts w:cs="Segoe UI"/>
         </w:rPr>
-        <w:t>ResourceMess</w:t>
+        <w:t>Resourc</w:t>
       </w:r>
       <w:r>
         <w:rPr>
           <w:rStyle w:val="ic"/>
           <w:rFonts w:cs="Segoe UI"/>
         </w:rPr>
-        <w:t>age.cs</w:t>
+        <w:t>eMessage.cs</w:t>
       </w:r>
       <w:r>
         <w:rPr>
@@ -19913,9 +19902,9 @@
 <file path=word/numbering.xml><?xml version="1.0" encoding="utf-8"?>
 <w:numbering xmlns:wpc="http://schemas.microsoft.com/office/word/2010/wordprocessingCanvas" xmlns:cx="http://schemas.microsoft.com/office/drawing/2014/chartex" xmlns:mc="http://schemas.openxmlformats.org/markup-compatibility/2006" xmlns:o="urn:schemas-microsoft-com:office:office" xmlns:r="http://schemas.openxmlformats.org/officeDocument/2006/relationships" xmlns:m="http://schemas.openxmlformats.org/officeDocument/2006/math" xmlns:v="urn:schemas-microsoft-com:vml" xmlns:wp14="http://schemas.microsoft.com/office/word/2010/wordprocessingDrawing" xmlns:wp="http://schemas.openxmlformats.org/drawingml/2006/wordprocessingDrawing" xmlns:w10="urn:schemas-microsoft-com:office:word" xmlns:w="http://schemas.openxmlformats.org/wordprocessingml/2006/main" xmlns:w14="http://schemas.microsoft.com/office/word/2010/wordml" xmlns:w15="http://schemas.microsoft.com/office/word/2012/wordml" xmlns:w16se="http://schemas.microsoft.com/office/word/2015/wordml/symex" xmlns:wpg="http://schemas.microsoft.com/office/word/2010/wordprocessingGroup" xmlns:wpi="http://schemas.microsoft.com/office/word/2010/wordprocessingInk" xmlns:wne="http://schemas.microsoft.com/office/word/2006/wordml" xmlns:wps="http://schemas.microsoft.com/office/word/2010/wordprocessingShape" mc:Ignorable="w14 w15 w16se wp14">
   <w:abstractNum w:abstractNumId="0" w15:restartNumberingAfterBreak="0">
-    <w:nsid w:val="435017F9"/>
+    <w:nsid w:val="505508CA"/>
     <w:multiLevelType w:val="multilevel"/>
-    <w:tmpl w:val="D93434F6"/>
+    <w:tmpl w:val="DE0E4F9E"/>
     <w:lvl w:ilvl="0">
       <w:start w:val="1"/>
       <w:numFmt w:val="bullet"/>
@@ -20705,7 +20694,7 @@
     <w:link w:val="HeaderChar"/>
     <w:uiPriority w:val="99"/>
     <w:unhideWhenUsed/>
-    <w:rsid w:val="00084C62"/>
+    <w:rsid w:val="002C1093"/>
     <w:pPr>
       <w:tabs>
         <w:tab w:val="center" w:pos="4680"/>
@@ -20718,7 +20707,7 @@
     <w:basedOn w:val="DefaultParagraphFont"/>
     <w:link w:val="Header"/>
     <w:uiPriority w:val="99"/>
-    <w:rsid w:val="00084C62"/>
+    <w:rsid w:val="002C1093"/>
     <w:rPr>
       <w:rFonts w:eastAsiaTheme="minorEastAsia"/>
       <w:sz w:val="24"/>
@@ -20731,7 +20720,7 @@
     <w:link w:val="FooterChar"/>
     <w:uiPriority w:val="99"/>
     <w:unhideWhenUsed/>
-    <w:rsid w:val="00084C62"/>
+    <w:rsid w:val="002C1093"/>
     <w:pPr>
       <w:tabs>
         <w:tab w:val="center" w:pos="4680"/>
@@ -20744,7 +20733,7 @@
     <w:basedOn w:val="DefaultParagraphFont"/>
     <w:link w:val="Footer"/>
     <w:uiPriority w:val="99"/>
-    <w:rsid w:val="00084C62"/>
+    <w:rsid w:val="002C1093"/>
     <w:rPr>
       <w:rFonts w:eastAsiaTheme="minorEastAsia"/>
       <w:sz w:val="24"/>
@@ -20757,7 +20746,7 @@
     <w:uiPriority w:val="99"/>
     <w:semiHidden/>
     <w:unhideWhenUsed/>
-    <w:rsid w:val="00084C62"/>
+    <w:rsid w:val="002C1093"/>
   </w:style>
 </w:styles>
 </file>
